--- a/複評文件!!!!!!/第6章設計模型.docx
+++ b/複評文件!!!!!!/第6章設計模型.docx
@@ -749,13 +749,7 @@
         <w:jc w:val="center"/>
       </w:pPr>
       <w:r>
-        <w:rPr>
-          <w:rFonts w:ascii="Times New Roman" w:hAnsi="Times New Roman" w:eastAsia="標楷體" w:cs="Times New Roman"/>
-          <w:b/>
-          <w:color w:val="333333"/>
-          <w:sz w:val="28"/>
-        </w:rPr>
-        <w:t>圖 6-1-8(a) 養育者待辦清單循序圖</w:t>
+        <w:t>圖 6-1-8(a) 養育者育兒提醒清單循序圖</w:t>
       </w:r>
     </w:p>
     <w:p>
@@ -804,13 +798,7 @@
         <w:jc w:val="center"/>
       </w:pPr>
       <w:r>
-        <w:rPr>
-          <w:rFonts w:ascii="Times New Roman" w:hAnsi="Times New Roman" w:eastAsia="標楷體" w:cs="Times New Roman"/>
-          <w:b/>
-          <w:color w:val="333333"/>
-          <w:sz w:val="28"/>
-        </w:rPr>
-        <w:t>圖 6-1-8(b) 協助者待辦清單循序圖</w:t>
+        <w:t>圖 6-1-8(b) 協助者育兒提醒清單循序圖</w:t>
       </w:r>
     </w:p>
     <w:p>
@@ -1024,13 +1012,7 @@
         <w:jc w:val="center"/>
       </w:pPr>
       <w:r>
-        <w:rPr>
-          <w:rFonts w:ascii="Times New Roman" w:hAnsi="Times New Roman" w:eastAsia="標楷體" w:cs="Times New Roman"/>
-          <w:b/>
-          <w:color w:val="333333"/>
-          <w:sz w:val="28"/>
-        </w:rPr>
-        <w:t>圖 6-1-11(a) 養育者查看產檢紀錄循序圖</w:t>
+        <w:t>圖 6-1-11(a) 養育者孕期歷程時光軸檢視循序圖</w:t>
       </w:r>
     </w:p>
     <w:p>
@@ -1079,13 +1061,7 @@
         <w:jc w:val="center"/>
       </w:pPr>
       <w:r>
-        <w:rPr>
-          <w:rFonts w:ascii="Times New Roman" w:hAnsi="Times New Roman" w:eastAsia="標楷體" w:cs="Times New Roman"/>
-          <w:b/>
-          <w:color w:val="333333"/>
-          <w:sz w:val="28"/>
-        </w:rPr>
-        <w:t>圖 6-1-11(b) 協助者查看產檢紀錄循序圖</w:t>
+        <w:t>圖 6-1-11(b) 協助者孕期歷程時光軸檢視循序圖</w:t>
       </w:r>
     </w:p>
     <w:p>
